--- a/estimate_perday_template_particular.docx
+++ b/estimate_perday_template_particular.docx
@@ -1993,27 +1993,88 @@
           </w:p>
           <w:p>
             <w:pPr>
-              <w:jc w:val="both"/>
-              <w:rPr>
-                <w:rFonts w:ascii="Open Sans" w:hAnsi="Open Sans" w:cs="Open Sans"/>
-                <w:sz w:val="16"/>
-                <w:szCs w:val="16"/>
-                <w:lang w:val="en-US"/>
-              </w:rPr>
-            </w:pPr>
-          </w:p>
-          <w:p>
-            <w:pPr>
               <w:rPr>
                 <w:rFonts w:ascii="Open Sans" w:eastAsia="Aptos" w:hAnsi="Open Sans" w:cs="Open Sans"/>
                 <w:b/>
-                <w:bCs/>
-                <w:sz w:val="16"/>
-                <w:szCs w:val="16"/>
-                <w:lang w:val="en-US"/>
-              </w:rPr>
-            </w:pPr>
-          </w:p>
+                <w:color w:val="612D4B"/>
+                <w:sz w:val="16"/>
+                <w:szCs w:val="16"/>
+                <w:lang w:val="en-US"/>
+              </w:rPr>
+            </w:pPr>
+          </w:p>
+        </w:tc>
+      </w:tr>
+    </w:tbl>
+    <w:p>
+      <w:pPr>
+        <w:spacing w:after="0"/>
+        <w:jc w:val="both"/>
+        <w:rPr>
+          <w:rFonts w:ascii="Open Sans" w:eastAsia="Open Sans" w:hAnsi="Open Sans" w:cs="Open Sans"/>
+          <w:sz w:val="22"/>
+          <w:szCs w:val="22"/>
+          <w:lang w:val="en-US"/>
+        </w:rPr>
+      </w:pPr>
+    </w:p>
+    <w:tbl>
+      <w:tblPr>
+        <w:tblStyle w:val="Tablaconcuadrcula"/>
+        <w:tblW w:w="0" w:type="auto"/>
+        <w:tblLayout w:type="fixed"/>
+        <w:tblLook w:val="04A0" w:firstRow="1" w:lastRow="0" w:firstColumn="1" w:lastColumn="0" w:noHBand="0" w:noVBand="1"/>
+      </w:tblPr>
+      <w:tblGrid>
+        <w:gridCol w:w="2490"/>
+        <w:gridCol w:w="5228"/>
+      </w:tblGrid>
+      <w:tr>
+        <w:tc>
+          <w:tcPr>
+            <w:tcW w:w="2490" w:type="dxa"/>
+            <w:tcBorders>
+              <w:top w:val="nil"/>
+              <w:left w:val="nil"/>
+              <w:bottom w:val="nil"/>
+              <w:right w:val="nil"/>
+            </w:tcBorders>
+          </w:tcPr>
+          <w:p>
+            <w:pPr>
+              <w:rPr>
+                <w:rFonts w:ascii="Open Sans" w:eastAsiaTheme="majorEastAsia" w:hAnsi="Open Sans" w:cs="Open Sans"/>
+                <w:color w:val="EE0000"/>
+                <w:sz w:val="22"/>
+                <w:szCs w:val="22"/>
+                <w:lang w:val="en-US"/>
+              </w:rPr>
+            </w:pPr>
+          </w:p>
+          <w:p>
+            <w:pPr>
+              <w:rPr>
+                <w:rFonts w:ascii="Open Sans" w:eastAsia="Aptos" w:hAnsi="Open Sans" w:cs="Open Sans"/>
+                <w:b/>
+                <w:i/>
+                <w:color w:val="612D4B"/>
+                <w:sz w:val="17"/>
+                <w:szCs w:val="17"/>
+                <w:lang w:val="en-US"/>
+              </w:rPr>
+            </w:pPr>
+          </w:p>
+        </w:tc>
+        <w:tc>
+          <w:tcPr>
+            <w:tcW w:w="5228" w:type="dxa"/>
+            <w:tcBorders>
+              <w:top w:val="nil"/>
+              <w:left w:val="nil"/>
+              <w:bottom w:val="nil"/>
+              <w:right w:val="nil"/>
+            </w:tcBorders>
+          </w:tcPr>
           <w:p>
             <w:pPr>
               <w:rPr>
@@ -2026,6 +2087,7 @@
                 <w:lang w:val="en-US"/>
               </w:rPr>
             </w:pPr>
+            <w:proofErr w:type="spellStart"/>
             <w:r>
               <w:rPr>
                 <w:rFonts w:ascii="Open Sans" w:eastAsia="Aptos" w:hAnsi="Open Sans" w:cs="Open Sans"/>
@@ -2037,6 +2099,7 @@
               </w:rPr>
               <w:t>Foodesign</w:t>
             </w:r>
+            <w:proofErr w:type="spellEnd"/>
             <w:r>
               <w:rPr>
                 <w:rFonts w:ascii="Open Sans" w:eastAsia="Aptos" w:hAnsi="Open Sans" w:cs="Open Sans"/>
@@ -2282,14 +2345,25 @@
                 <w:lang w:val="en-US"/>
               </w:rPr>
             </w:pPr>
-            <w:r>
-              <w:rPr>
-                <w:rFonts w:ascii="Open Sans" w:eastAsia="Aptos" w:hAnsi="Open Sans" w:cs="Open Sans"/>
-                <w:sz w:val="16"/>
-                <w:szCs w:val="16"/>
-                <w:lang w:val="en-US"/>
-              </w:rPr>
-              <w:t>Foodesign Conceptual Events accept cash, MasterCard, Visa, Amex or Personal Checks as Payment Options. If Mastercard, Visa, or AMEX is the preferred payment method, a 3.8% credit card fee will be added to the total amount.</w:t>
+            <w:proofErr w:type="spellStart"/>
+            <w:r>
+              <w:rPr>
+                <w:rFonts w:ascii="Open Sans" w:eastAsia="Aptos" w:hAnsi="Open Sans" w:cs="Open Sans"/>
+                <w:sz w:val="16"/>
+                <w:szCs w:val="16"/>
+                <w:lang w:val="en-US"/>
+              </w:rPr>
+              <w:t>Foodesign</w:t>
+            </w:r>
+            <w:proofErr w:type="spellEnd"/>
+            <w:r>
+              <w:rPr>
+                <w:rFonts w:ascii="Open Sans" w:eastAsia="Aptos" w:hAnsi="Open Sans" w:cs="Open Sans"/>
+                <w:sz w:val="16"/>
+                <w:szCs w:val="16"/>
+                <w:lang w:val="en-US"/>
+              </w:rPr>
+              <w:t xml:space="preserve"> Conceptual Events accept cash, MasterCard, Visa, Amex or Personal Checks as Payment Options. If Mastercard, Visa, or AMEX is the preferred payment method, a 3.8% credit card fee will be added to the total amount.</w:t>
             </w:r>
           </w:p>
           <w:p>
@@ -2308,14 +2382,25 @@
                 <w:lang w:val="en-US"/>
               </w:rPr>
             </w:pPr>
-            <w:r>
-              <w:rPr>
-                <w:rFonts w:ascii="Open Sans" w:eastAsia="Aptos" w:hAnsi="Open Sans" w:cs="Open Sans"/>
-                <w:sz w:val="16"/>
-                <w:szCs w:val="16"/>
-                <w:lang w:val="en-US"/>
-              </w:rPr>
-              <w:t>Foodesign Conceptual Events will not be liable for a failure to perform this contract due to delays, strikes, storms, accidents, venue accessibility, or other causes beyond its control</w:t>
+            <w:proofErr w:type="spellStart"/>
+            <w:r>
+              <w:rPr>
+                <w:rFonts w:ascii="Open Sans" w:eastAsia="Aptos" w:hAnsi="Open Sans" w:cs="Open Sans"/>
+                <w:sz w:val="16"/>
+                <w:szCs w:val="16"/>
+                <w:lang w:val="en-US"/>
+              </w:rPr>
+              <w:t>Foodesign</w:t>
+            </w:r>
+            <w:proofErr w:type="spellEnd"/>
+            <w:r>
+              <w:rPr>
+                <w:rFonts w:ascii="Open Sans" w:eastAsia="Aptos" w:hAnsi="Open Sans" w:cs="Open Sans"/>
+                <w:sz w:val="16"/>
+                <w:szCs w:val="16"/>
+                <w:lang w:val="en-US"/>
+              </w:rPr>
+              <w:t xml:space="preserve"> Conceptual Events will not be liable for a failure to perform this contract due to delays, strikes, storms, accidents, venue accessibility, or other causes beyond its control</w:t>
             </w:r>
           </w:p>
           <w:p>
@@ -2694,18 +2779,31 @@
       </w:rPr>
       <w:t xml:space="preserve">E – </w:t>
     </w:r>
-    <w:hyperlink r:id="rId2">
-      <w:r>
-        <w:rPr>
-          <w:color w:val="467886"/>
-          <w:sz w:val="12"/>
-          <w:szCs w:val="12"/>
-          <w:u w:val="single"/>
-          <w:lang w:val="es-VE"/>
-        </w:rPr>
-        <w:t>hi@foodesignce.com</w:t>
-      </w:r>
-    </w:hyperlink>
+    <w:r>
+      <w:fldChar w:fldCharType="begin"/>
+    </w:r>
+    <w:r>
+      <w:rPr>
+        <w:lang w:val="es-VE"/>
+      </w:rPr>
+      <w:instrText>HYPERLINK "mailto:hi@foodesignce.com" \h</w:instrText>
+    </w:r>
+    <w:r>
+      <w:fldChar w:fldCharType="separate"/>
+    </w:r>
+    <w:r>
+      <w:rPr>
+        <w:color w:val="467886"/>
+        <w:sz w:val="12"/>
+        <w:szCs w:val="12"/>
+        <w:u w:val="single"/>
+        <w:lang w:val="es-VE"/>
+      </w:rPr>
+      <w:t>hi@foodesignce.com</w:t>
+    </w:r>
+    <w:r>
+      <w:fldChar w:fldCharType="end"/>
+    </w:r>
   </w:p>
   <w:p>
     <w:pPr>
@@ -3992,6 +4090,7 @@
   <w:style w:type="paragraph" w:default="1" w:styleId="Normal">
     <w:name w:val="Normal"/>
     <w:qFormat/>
+    <w:rsid w:val="00AD1F74"/>
   </w:style>
   <w:style w:type="paragraph" w:styleId="Ttulo1">
     <w:name w:val="heading 1"/>

--- a/estimate_perday_template_particular.docx
+++ b/estimate_perday_template_particular.docx
@@ -1367,7 +1367,25 @@
                 <w:lang w:val="en-US"/>
               </w:rPr>
               <w:br/>
-              <w:t>{{EVENT_GUESTS}} Guests</w:t>
+              <w:t>{{</w:t>
+            </w:r>
+            <w:r>
+              <w:rPr>
+                <w:rFonts w:ascii="Open Sans" w:eastAsia="Aptos" w:hAnsi="Open Sans" w:cs="Open Sans"/>
+                <w:sz w:val="17"/>
+                <w:szCs w:val="17"/>
+                <w:lang w:val="en-US"/>
+              </w:rPr>
+              <w:t>DAILY_GUESTS</w:t>
+            </w:r>
+            <w:r>
+              <w:rPr>
+                <w:rFonts w:ascii="Open Sans" w:eastAsia="Aptos" w:hAnsi="Open Sans" w:cs="Open Sans"/>
+                <w:sz w:val="17"/>
+                <w:szCs w:val="17"/>
+                <w:lang w:val="en-US"/>
+              </w:rPr>
+              <w:t>}} Guests</w:t>
             </w:r>
           </w:p>
           <w:p>
@@ -2087,7 +2105,6 @@
                 <w:lang w:val="en-US"/>
               </w:rPr>
             </w:pPr>
-            <w:proofErr w:type="spellStart"/>
             <w:r>
               <w:rPr>
                 <w:rFonts w:ascii="Open Sans" w:eastAsia="Aptos" w:hAnsi="Open Sans" w:cs="Open Sans"/>
@@ -2099,7 +2116,6 @@
               </w:rPr>
               <w:t>Foodesign</w:t>
             </w:r>
-            <w:proofErr w:type="spellEnd"/>
             <w:r>
               <w:rPr>
                 <w:rFonts w:ascii="Open Sans" w:eastAsia="Aptos" w:hAnsi="Open Sans" w:cs="Open Sans"/>
@@ -2345,25 +2361,14 @@
                 <w:lang w:val="en-US"/>
               </w:rPr>
             </w:pPr>
-            <w:proofErr w:type="spellStart"/>
-            <w:r>
-              <w:rPr>
-                <w:rFonts w:ascii="Open Sans" w:eastAsia="Aptos" w:hAnsi="Open Sans" w:cs="Open Sans"/>
-                <w:sz w:val="16"/>
-                <w:szCs w:val="16"/>
-                <w:lang w:val="en-US"/>
-              </w:rPr>
-              <w:t>Foodesign</w:t>
-            </w:r>
-            <w:proofErr w:type="spellEnd"/>
-            <w:r>
-              <w:rPr>
-                <w:rFonts w:ascii="Open Sans" w:eastAsia="Aptos" w:hAnsi="Open Sans" w:cs="Open Sans"/>
-                <w:sz w:val="16"/>
-                <w:szCs w:val="16"/>
-                <w:lang w:val="en-US"/>
-              </w:rPr>
-              <w:t xml:space="preserve"> Conceptual Events accept cash, MasterCard, Visa, Amex or Personal Checks as Payment Options. If Mastercard, Visa, or AMEX is the preferred payment method, a 3.8% credit card fee will be added to the total amount.</w:t>
+            <w:r>
+              <w:rPr>
+                <w:rFonts w:ascii="Open Sans" w:eastAsia="Aptos" w:hAnsi="Open Sans" w:cs="Open Sans"/>
+                <w:sz w:val="16"/>
+                <w:szCs w:val="16"/>
+                <w:lang w:val="en-US"/>
+              </w:rPr>
+              <w:t>Foodesign Conceptual Events accept cash, MasterCard, Visa, Amex or Personal Checks as Payment Options. If Mastercard, Visa, or AMEX is the preferred payment method, a 3.8% credit card fee will be added to the total amount.</w:t>
             </w:r>
           </w:p>
           <w:p>
@@ -2382,25 +2387,14 @@
                 <w:lang w:val="en-US"/>
               </w:rPr>
             </w:pPr>
-            <w:proofErr w:type="spellStart"/>
-            <w:r>
-              <w:rPr>
-                <w:rFonts w:ascii="Open Sans" w:eastAsia="Aptos" w:hAnsi="Open Sans" w:cs="Open Sans"/>
-                <w:sz w:val="16"/>
-                <w:szCs w:val="16"/>
-                <w:lang w:val="en-US"/>
-              </w:rPr>
-              <w:t>Foodesign</w:t>
-            </w:r>
-            <w:proofErr w:type="spellEnd"/>
-            <w:r>
-              <w:rPr>
-                <w:rFonts w:ascii="Open Sans" w:eastAsia="Aptos" w:hAnsi="Open Sans" w:cs="Open Sans"/>
-                <w:sz w:val="16"/>
-                <w:szCs w:val="16"/>
-                <w:lang w:val="en-US"/>
-              </w:rPr>
-              <w:t xml:space="preserve"> Conceptual Events will not be liable for a failure to perform this contract due to delays, strikes, storms, accidents, venue accessibility, or other causes beyond its control</w:t>
+            <w:r>
+              <w:rPr>
+                <w:rFonts w:ascii="Open Sans" w:eastAsia="Aptos" w:hAnsi="Open Sans" w:cs="Open Sans"/>
+                <w:sz w:val="16"/>
+                <w:szCs w:val="16"/>
+                <w:lang w:val="en-US"/>
+              </w:rPr>
+              <w:t>Foodesign Conceptual Events will not be liable for a failure to perform this contract due to delays, strikes, storms, accidents, venue accessibility, or other causes beyond its control</w:t>
             </w:r>
           </w:p>
           <w:p>
@@ -2779,31 +2773,18 @@
       </w:rPr>
       <w:t xml:space="preserve">E – </w:t>
     </w:r>
-    <w:r>
-      <w:fldChar w:fldCharType="begin"/>
-    </w:r>
-    <w:r>
-      <w:rPr>
-        <w:lang w:val="es-VE"/>
-      </w:rPr>
-      <w:instrText>HYPERLINK "mailto:hi@foodesignce.com" \h</w:instrText>
-    </w:r>
-    <w:r>
-      <w:fldChar w:fldCharType="separate"/>
-    </w:r>
-    <w:r>
-      <w:rPr>
-        <w:color w:val="467886"/>
-        <w:sz w:val="12"/>
-        <w:szCs w:val="12"/>
-        <w:u w:val="single"/>
-        <w:lang w:val="es-VE"/>
-      </w:rPr>
-      <w:t>hi@foodesignce.com</w:t>
-    </w:r>
-    <w:r>
-      <w:fldChar w:fldCharType="end"/>
-    </w:r>
+    <w:hyperlink r:id="rId2">
+      <w:r>
+        <w:rPr>
+          <w:color w:val="467886"/>
+          <w:sz w:val="12"/>
+          <w:szCs w:val="12"/>
+          <w:u w:val="single"/>
+          <w:lang w:val="es-VE"/>
+        </w:rPr>
+        <w:t>hi@foodesignce.com</w:t>
+      </w:r>
+    </w:hyperlink>
   </w:p>
   <w:p>
     <w:pPr>
@@ -4214,7 +4195,6 @@
   <w:style w:type="character" w:default="1" w:styleId="Fuentedeprrafopredeter">
     <w:name w:val="Default Paragraph Font"/>
     <w:uiPriority w:val="1"/>
-    <w:semiHidden/>
     <w:unhideWhenUsed/>
   </w:style>
   <w:style w:type="table" w:default="1" w:styleId="Tablanormal">
